--- a/zhs/docx/082.content.docx
+++ b/zhs/docx/082.content.docx
@@ -224,18 +224,12 @@
         </w:rPr>
         <w:t>是</w:t>
       </w:r>
-      <w:hyperlink r:id="rId13">
-        <w:r>
-          <w:rPr>
-            <w:lang w:val="zh_CN" w:bidi="zh_CN"/>
-          </w:rPr>
-          <w:rPr>
-            <w:color w:val="0000EE"/>
-            <w:u w:val="single"/>
-          </w:rPr>
-          <w:t>以色列</w:t>
-        </w:r>
-      </w:hyperlink>
+      <w:r>
+        <w:rPr>
+          <w:lang w:val="zh_CN" w:bidi="zh_CN"/>
+        </w:rPr>
+        <w:t>以色列</w:t>
+      </w:r>
       <w:r>
         <w:rPr>
           <w:lang w:val="zh_CN" w:bidi="zh_CN"/>
@@ -256,77 +250,29 @@
         </w:rPr>
         <w:t>在耶稣时代，以色列不是一个独立的</w:t>
       </w:r>
-      <w:hyperlink r:id="rId14">
-        <w:r>
-          <w:rPr>
-            <w:lang w:val="zh_CN" w:bidi="zh_CN"/>
-          </w:rPr>
-          <w:rPr>
-            <w:color w:val="0000EE"/>
-            <w:u w:val="single"/>
-          </w:rPr>
-          <w:t>国</w:t>
-        </w:r>
-      </w:hyperlink>
-      <w:r>
-        <w:rPr>
-          <w:lang w:val="zh_CN" w:bidi="zh_CN"/>
-        </w:rPr>
-        <w:t xml:space="preserve">。 </w:t>
-      </w:r>
-      <w:hyperlink r:id="rId15">
-        <w:r>
-          <w:rPr>
-            <w:lang w:val="zh_CN" w:bidi="zh_CN"/>
-          </w:rPr>
-          <w:rPr>
-            <w:color w:val="0000EE"/>
-            <w:u w:val="single"/>
-          </w:rPr>
-          <w:t>以色列人</w:t>
-        </w:r>
-      </w:hyperlink>
-      <w:r>
-        <w:rPr>
-          <w:lang w:val="zh_CN" w:bidi="zh_CN"/>
-        </w:rPr>
-        <w:t>被罗马人统治。 罗马人将以色列分成几个区域或省份。这些省份是南部的犹太，北部的</w:t>
-      </w:r>
-      <w:hyperlink r:id="rId16">
-        <w:r>
-          <w:rPr>
-            <w:lang w:val="zh_CN" w:bidi="zh_CN"/>
-          </w:rPr>
-          <w:rPr>
-            <w:color w:val="0000EE"/>
-            <w:u w:val="single"/>
-          </w:rPr>
-          <w:t>加利利</w:t>
-        </w:r>
-      </w:hyperlink>
-      <w:r>
-        <w:rPr>
-          <w:lang w:val="zh_CN" w:bidi="zh_CN"/>
-        </w:rPr>
-        <w:t>，中间的</w:t>
-      </w:r>
-      <w:hyperlink r:id="rId17">
-        <w:r>
-          <w:rPr>
-            <w:lang w:val="zh_CN" w:bidi="zh_CN"/>
-          </w:rPr>
-          <w:rPr>
-            <w:color w:val="0000EE"/>
-            <w:u w:val="single"/>
-          </w:rPr>
-          <w:t>撒马利亚</w:t>
-        </w:r>
-      </w:hyperlink>
-      <w:r>
-        <w:rPr>
-          <w:lang w:val="zh_CN" w:bidi="zh_CN"/>
-        </w:rPr>
-        <w:t>。</w:t>
+      <w:r>
+        <w:rPr>
+          <w:lang w:val="zh_CN" w:bidi="zh_CN"/>
+        </w:rPr>
+        <w:t>国</w:t>
+      </w:r>
+      <w:r>
+        <w:rPr>
+          <w:lang w:val="zh_CN" w:bidi="zh_CN"/>
+        </w:rPr>
+        <w:t>。 以色列人被罗马人统治。 罗马人将以色列分成几个区域或省份。这些省份是南部的犹太，北部的</w:t>
+      </w:r>
+      <w:r>
+        <w:rPr>
+          <w:lang w:val="zh_CN" w:bidi="zh_CN"/>
+        </w:rPr>
+        <w:t>加利利</w:t>
+      </w:r>
+      <w:r>
+        <w:rPr>
+          <w:lang w:val="zh_CN" w:bidi="zh_CN"/>
+        </w:rPr>
+        <w:t>，中间的撒马利亚。</w:t>
       </w:r>
     </w:p>
     <w:p>
@@ -342,54 +288,36 @@
         </w:rPr>
         <w:t>犹太是最重要的城市</w:t>
       </w:r>
-      <w:hyperlink r:id="rId18">
-        <w:r>
-          <w:rPr>
-            <w:lang w:val="zh_CN" w:bidi="zh_CN"/>
-          </w:rPr>
-          <w:rPr>
-            <w:color w:val="0000EE"/>
-            <w:u w:val="single"/>
-          </w:rPr>
-          <w:t>耶路撒冷</w:t>
-        </w:r>
-      </w:hyperlink>
+      <w:r>
+        <w:rPr>
+          <w:lang w:val="zh_CN" w:bidi="zh_CN"/>
+        </w:rPr>
+        <w:t>耶路撒冷</w:t>
+      </w:r>
       <w:r>
         <w:rPr>
           <w:lang w:val="zh_CN" w:bidi="zh_CN"/>
         </w:rPr>
         <w:t>和神的</w:t>
       </w:r>
-      <w:hyperlink r:id="rId19">
-        <w:r>
-          <w:rPr>
-            <w:lang w:val="zh_CN" w:bidi="zh_CN"/>
-          </w:rPr>
-          <w:rPr>
-            <w:color w:val="0000EE"/>
-            <w:u w:val="single"/>
-          </w:rPr>
-          <w:t>圣殿</w:t>
-        </w:r>
-      </w:hyperlink>
+      <w:r>
+        <w:rPr>
+          <w:lang w:val="zh_CN" w:bidi="zh_CN"/>
+        </w:rPr>
+        <w:t>圣殿</w:t>
+      </w:r>
       <w:r>
         <w:rPr>
           <w:lang w:val="zh_CN" w:bidi="zh_CN"/>
         </w:rPr>
         <w:t>的所在地。 犹太的人经常认为他们是比加利利的人更好的</w:t>
       </w:r>
-      <w:hyperlink r:id="rId20">
-        <w:r>
-          <w:rPr>
-            <w:lang w:val="zh_CN" w:bidi="zh_CN"/>
-          </w:rPr>
-          <w:rPr>
-            <w:color w:val="0000EE"/>
-            <w:u w:val="single"/>
-          </w:rPr>
-          <w:t>犹太人</w:t>
-        </w:r>
-      </w:hyperlink>
+      <w:r>
+        <w:rPr>
+          <w:lang w:val="zh_CN" w:bidi="zh_CN"/>
+        </w:rPr>
+        <w:t>犹太人</w:t>
+      </w:r>
       <w:r>
         <w:rPr>
           <w:lang w:val="zh_CN" w:bidi="zh_CN"/>
@@ -476,7 +404,7 @@
           <w:lang w:val="zh_CN" w:bidi="zh_CN"/>
         </w:rPr>
       </w:r>
-      <w:hyperlink r:id="rId21">
+      <w:hyperlink r:id="rId13">
         <w:r>
           <w:rPr>
             <w:lang w:val="zh_CN" w:bidi="zh_CN"/>
@@ -536,18 +464,12 @@
           <w:lang w:val="zh_CN" w:bidi="zh_CN"/>
         </w:rPr>
       </w:r>
-      <w:hyperlink r:id="rId13">
-        <w:r>
-          <w:rPr>
-            <w:lang w:val="zh_CN" w:bidi="zh_CN"/>
-          </w:rPr>
-          <w:rPr>
-            <w:color w:val="0000EE"/>
-            <w:u w:val="single"/>
-          </w:rPr>
-          <w:t>以色列人</w:t>
-        </w:r>
-      </w:hyperlink>
+      <w:r>
+        <w:rPr>
+          <w:lang w:val="zh_CN" w:bidi="zh_CN"/>
+        </w:rPr>
+        <w:t>以色列人</w:t>
+      </w:r>
       <w:r>
         <w:rPr>
           <w:lang w:val="zh_CN" w:bidi="zh_CN"/>
@@ -648,7 +570,7 @@
           <w:lang w:val="zh_CN" w:bidi="zh_CN"/>
         </w:rPr>
       </w:r>
-      <w:hyperlink r:id="rId21">
+      <w:hyperlink r:id="rId13">
         <w:r>
           <w:rPr>
             <w:lang w:val="zh_CN" w:bidi="zh_CN"/>

--- a/zhs/docx/082.content.docx
+++ b/zhs/docx/082.content.docx
@@ -378,23 +378,12 @@
         <w:rPr>
           <w:lang w:val="zh_CN" w:bidi="zh_CN"/>
         </w:rPr>
-        <w:t>犹大（旧约）犹太（新约）</w:t>
-      </w:r>
-      <w:r>
-        <w:rPr>
-          <w:lang w:val="zh_CN" w:bidi="zh_CN"/>
-        </w:rPr>
-      </w:r>
-    </w:p>
-    <w:p>
-      <w:pPr>
-        <w:pStyle w:val="Heading4"/>
-      </w:pPr>
-      <w:r>
-        <w:rPr>
-          <w:lang w:val="zh_CN" w:bidi="zh_CN"/>
-        </w:rPr>
-        <w:t>Audio Content</w:t>
+        <w:t>油灯</w:t>
+      </w:r>
+      <w:r>
+        <w:rPr>
+          <w:lang w:val="zh_CN" w:bidi="zh_CN"/>
+        </w:rPr>
       </w:r>
     </w:p>
     <w:p>
@@ -404,33 +393,30 @@
           <w:lang w:val="zh_CN" w:bidi="zh_CN"/>
         </w:rPr>
       </w:r>
-      <w:hyperlink r:id="rId13">
-        <w:r>
-          <w:rPr>
-            <w:lang w:val="zh_CN" w:bidi="zh_CN"/>
-          </w:rPr>
-          <w:rPr>
-            <w:color w:val="0000EE"/>
-            <w:u w:val="single"/>
-          </w:rPr>
-          <w:t>mp3 file</w:t>
-        </w:r>
-      </w:hyperlink>
-      <w:r>
-        <w:rPr>
-          <w:lang w:val="zh_CN" w:bidi="zh_CN"/>
-        </w:rPr>
-        <w:t xml:space="preserve"> (None KB)</w:t>
-      </w:r>
-      <w:r>
-        <w:rPr>
-          <w:lang w:val="zh_CN" w:bidi="zh_CN"/>
-        </w:rPr>
-      </w:r>
-      <w:r>
-        <w:rPr>
-          <w:lang w:val="zh_CN" w:bidi="zh_CN"/>
-        </w:rPr>
+      <w:r>
+        <w:rPr>
+          <w:lang w:val="zh_CN" w:bidi="zh_CN"/>
+        </w:rPr>
+        <w:t>以色列人</w:t>
+      </w:r>
+      <w:r>
+        <w:rPr>
+          <w:lang w:val="zh_CN" w:bidi="zh_CN"/>
+        </w:rPr>
+        <w:t>使用</w:t>
+      </w:r>
+      <w:r>
+        <w:rPr>
+          <w:b/>
+          <w:lang w:val="zh_CN" w:bidi="zh_CN"/>
+        </w:rPr>
+        <w:t>油灯</w:t>
+      </w:r>
+      <w:r>
+        <w:rPr>
+          <w:lang w:val="zh_CN" w:bidi="zh_CN"/>
+        </w:rPr>
+        <w:t>来帮助他们在黑暗中看见东西。 人们用粘土制成灯，然后在烤箱中烧粘土，使其变得坚硬。 人们也可以用石头切出灯。 许多油灯看起来就像有人把碗的边缘捏在一起，但其它油灯则更加精巧。 人们把油放进碗中。 通常这是橄榄油，是来自橄榄树的果实。 然后人们把一块布放进碗中：一端位于油里面，另一端位于灯的边缘。 这个布条被称为灯芯。 灯芯会吸收油。 然后人们会点燃灯芯。 只要有油，灯就会一直燃烧，或者直到灯芯被完全烧毁。</w:t>
       </w:r>
     </w:p>
     <w:p>
@@ -440,21 +426,11 @@
           <w:lang w:val="zh_CN" w:bidi="zh_CN"/>
         </w:rPr>
       </w:r>
-    </w:p>
-    <w:p>
-      <w:pPr>
-        <w:pStyle w:val="Heading2"/>
-      </w:pPr>
-      <w:r>
-        <w:rPr>
-          <w:lang w:val="zh_CN" w:bidi="zh_CN"/>
-        </w:rPr>
-        <w:t>油灯</w:t>
-      </w:r>
-      <w:r>
-        <w:rPr>
-          <w:lang w:val="zh_CN" w:bidi="zh_CN"/>
-        </w:rPr>
+      <w:r>
+        <w:rPr>
+          <w:lang w:val="zh_CN" w:bidi="zh_CN"/>
+        </w:rPr>
+        <w:t>在房子里面，人们会把油灯放在灯架上，这样灯就会更高，发出更多的光线。</w:t>
       </w:r>
     </w:p>
     <w:p>
@@ -468,125 +444,7 @@
         <w:rPr>
           <w:lang w:val="zh_CN" w:bidi="zh_CN"/>
         </w:rPr>
-        <w:t>以色列人</w:t>
-      </w:r>
-      <w:r>
-        <w:rPr>
-          <w:lang w:val="zh_CN" w:bidi="zh_CN"/>
-        </w:rPr>
-        <w:t>使用</w:t>
-      </w:r>
-      <w:r>
-        <w:rPr>
-          <w:b/>
-          <w:lang w:val="zh_CN" w:bidi="zh_CN"/>
-        </w:rPr>
-        <w:t>油灯</w:t>
-      </w:r>
-      <w:r>
-        <w:rPr>
-          <w:lang w:val="zh_CN" w:bidi="zh_CN"/>
-        </w:rPr>
-        <w:t>来帮助他们在黑暗中看见东西。 人们用粘土制成灯，然后在烤箱中烧粘土，使其变得坚硬。 人们也可以用石头切出灯。 许多油灯看起来就像有人把碗的边缘捏在一起，但其它油灯则更加精巧。 人们把油放进碗中。 通常这是橄榄油，是来自橄榄树的果实。 然后人们把一块布放进碗中：一端位于油里面，另一端位于灯的边缘。 这个布条被称为灯芯。 灯芯会吸收油。 然后人们会点燃灯芯。 只要有油，灯就会一直燃烧，或者直到灯芯被完全烧毁。</w:t>
-      </w:r>
-    </w:p>
-    <w:p>
-      <w:pPr/>
-      <w:r>
-        <w:rPr>
-          <w:lang w:val="zh_CN" w:bidi="zh_CN"/>
-        </w:rPr>
-      </w:r>
-      <w:r>
-        <w:rPr>
-          <w:lang w:val="zh_CN" w:bidi="zh_CN"/>
-        </w:rPr>
-        <w:t>在房子里面，人们会把油灯放在灯架上，这样灯就会更高，发出更多的光线。</w:t>
-      </w:r>
-    </w:p>
-    <w:p>
-      <w:pPr/>
-      <w:r>
-        <w:rPr>
-          <w:lang w:val="zh_CN" w:bidi="zh_CN"/>
-        </w:rPr>
-      </w:r>
-      <w:r>
-        <w:rPr>
-          <w:lang w:val="zh_CN" w:bidi="zh_CN"/>
-        </w:rPr>
         <w:t>你可能会想要看一些油灯的图片。</w:t>
-      </w:r>
-      <w:r>
-        <w:rPr>
-          <w:lang w:val="zh_CN" w:bidi="zh_CN"/>
-        </w:rPr>
-      </w:r>
-      <w:r>
-        <w:rPr>
-          <w:lang w:val="zh_CN" w:bidi="zh_CN"/>
-        </w:rPr>
-      </w:r>
-    </w:p>
-    <w:p>
-      <w:pPr/>
-      <w:r>
-        <w:rPr>
-          <w:lang w:val="zh_CN" w:bidi="zh_CN"/>
-        </w:rPr>
-      </w:r>
-    </w:p>
-    <w:p>
-      <w:pPr>
-        <w:pStyle w:val="Heading2"/>
-      </w:pPr>
-      <w:r>
-        <w:rPr>
-          <w:lang w:val="zh_CN" w:bidi="zh_CN"/>
-        </w:rPr>
-        <w:t>油灯</w:t>
-      </w:r>
-      <w:r>
-        <w:rPr>
-          <w:lang w:val="zh_CN" w:bidi="zh_CN"/>
-        </w:rPr>
-      </w:r>
-    </w:p>
-    <w:p>
-      <w:pPr>
-        <w:pStyle w:val="Heading4"/>
-      </w:pPr>
-      <w:r>
-        <w:rPr>
-          <w:lang w:val="zh_CN" w:bidi="zh_CN"/>
-        </w:rPr>
-        <w:t>Audio Content</w:t>
-      </w:r>
-    </w:p>
-    <w:p>
-      <w:pPr/>
-      <w:r>
-        <w:rPr>
-          <w:lang w:val="zh_CN" w:bidi="zh_CN"/>
-        </w:rPr>
-      </w:r>
-      <w:hyperlink r:id="rId13">
-        <w:r>
-          <w:rPr>
-            <w:lang w:val="zh_CN" w:bidi="zh_CN"/>
-          </w:rPr>
-          <w:rPr>
-            <w:color w:val="0000EE"/>
-            <w:u w:val="single"/>
-          </w:rPr>
-          <w:t>mp3 file</w:t>
-        </w:r>
-      </w:hyperlink>
-      <w:r>
-        <w:rPr>
-          <w:lang w:val="zh_CN" w:bidi="zh_CN"/>
-        </w:rPr>
-        <w:t xml:space="preserve"> (None KB)</w:t>
       </w:r>
       <w:r>
         <w:rPr>

--- a/zhs/docx/082.content.docx
+++ b/zhs/docx/082.content.docx
@@ -224,12 +224,18 @@
         </w:rPr>
         <w:t>是</w:t>
       </w:r>
-      <w:r>
-        <w:rPr>
-          <w:lang w:val="zh_CN" w:bidi="zh_CN"/>
-        </w:rPr>
-        <w:t>以色列</w:t>
-      </w:r>
+      <w:hyperlink r:id="rId13">
+        <w:r>
+          <w:rPr>
+            <w:lang w:val="zh_CN" w:bidi="zh_CN"/>
+          </w:rPr>
+          <w:rPr>
+            <w:color w:val="0000EE"/>
+            <w:u w:val="single"/>
+          </w:rPr>
+          <w:t>以色列</w:t>
+        </w:r>
+      </w:hyperlink>
       <w:r>
         <w:rPr>
           <w:lang w:val="zh_CN" w:bidi="zh_CN"/>
@@ -250,29 +256,77 @@
         </w:rPr>
         <w:t>在耶稣时代，以色列不是一个独立的</w:t>
       </w:r>
-      <w:r>
-        <w:rPr>
-          <w:lang w:val="zh_CN" w:bidi="zh_CN"/>
-        </w:rPr>
-        <w:t>国</w:t>
-      </w:r>
-      <w:r>
-        <w:rPr>
-          <w:lang w:val="zh_CN" w:bidi="zh_CN"/>
-        </w:rPr>
-        <w:t>。 以色列人被罗马人统治。 罗马人将以色列分成几个区域或省份。这些省份是南部的犹太，北部的</w:t>
-      </w:r>
-      <w:r>
-        <w:rPr>
-          <w:lang w:val="zh_CN" w:bidi="zh_CN"/>
-        </w:rPr>
-        <w:t>加利利</w:t>
-      </w:r>
-      <w:r>
-        <w:rPr>
-          <w:lang w:val="zh_CN" w:bidi="zh_CN"/>
-        </w:rPr>
-        <w:t>，中间的撒马利亚。</w:t>
+      <w:hyperlink r:id="rId14">
+        <w:r>
+          <w:rPr>
+            <w:lang w:val="zh_CN" w:bidi="zh_CN"/>
+          </w:rPr>
+          <w:rPr>
+            <w:color w:val="0000EE"/>
+            <w:u w:val="single"/>
+          </w:rPr>
+          <w:t>国</w:t>
+        </w:r>
+      </w:hyperlink>
+      <w:r>
+        <w:rPr>
+          <w:lang w:val="zh_CN" w:bidi="zh_CN"/>
+        </w:rPr>
+        <w:t xml:space="preserve">。 </w:t>
+      </w:r>
+      <w:hyperlink r:id="rId15">
+        <w:r>
+          <w:rPr>
+            <w:lang w:val="zh_CN" w:bidi="zh_CN"/>
+          </w:rPr>
+          <w:rPr>
+            <w:color w:val="0000EE"/>
+            <w:u w:val="single"/>
+          </w:rPr>
+          <w:t>以色列人</w:t>
+        </w:r>
+      </w:hyperlink>
+      <w:r>
+        <w:rPr>
+          <w:lang w:val="zh_CN" w:bidi="zh_CN"/>
+        </w:rPr>
+        <w:t>被罗马人统治。 罗马人将以色列分成几个区域或省份。这些省份是南部的犹太，北部的</w:t>
+      </w:r>
+      <w:hyperlink r:id="rId16">
+        <w:r>
+          <w:rPr>
+            <w:lang w:val="zh_CN" w:bidi="zh_CN"/>
+          </w:rPr>
+          <w:rPr>
+            <w:color w:val="0000EE"/>
+            <w:u w:val="single"/>
+          </w:rPr>
+          <w:t>加利利</w:t>
+        </w:r>
+      </w:hyperlink>
+      <w:r>
+        <w:rPr>
+          <w:lang w:val="zh_CN" w:bidi="zh_CN"/>
+        </w:rPr>
+        <w:t>，中间的</w:t>
+      </w:r>
+      <w:hyperlink r:id="rId17">
+        <w:r>
+          <w:rPr>
+            <w:lang w:val="zh_CN" w:bidi="zh_CN"/>
+          </w:rPr>
+          <w:rPr>
+            <w:color w:val="0000EE"/>
+            <w:u w:val="single"/>
+          </w:rPr>
+          <w:t>撒马利亚</w:t>
+        </w:r>
+      </w:hyperlink>
+      <w:r>
+        <w:rPr>
+          <w:lang w:val="zh_CN" w:bidi="zh_CN"/>
+        </w:rPr>
+        <w:t>。</w:t>
       </w:r>
     </w:p>
     <w:p>
@@ -288,36 +342,54 @@
         </w:rPr>
         <w:t>犹太是最重要的城市</w:t>
       </w:r>
-      <w:r>
-        <w:rPr>
-          <w:lang w:val="zh_CN" w:bidi="zh_CN"/>
-        </w:rPr>
-        <w:t>耶路撒冷</w:t>
-      </w:r>
+      <w:hyperlink r:id="rId18">
+        <w:r>
+          <w:rPr>
+            <w:lang w:val="zh_CN" w:bidi="zh_CN"/>
+          </w:rPr>
+          <w:rPr>
+            <w:color w:val="0000EE"/>
+            <w:u w:val="single"/>
+          </w:rPr>
+          <w:t>耶路撒冷</w:t>
+        </w:r>
+      </w:hyperlink>
       <w:r>
         <w:rPr>
           <w:lang w:val="zh_CN" w:bidi="zh_CN"/>
         </w:rPr>
         <w:t>和神的</w:t>
       </w:r>
-      <w:r>
-        <w:rPr>
-          <w:lang w:val="zh_CN" w:bidi="zh_CN"/>
-        </w:rPr>
-        <w:t>圣殿</w:t>
-      </w:r>
+      <w:hyperlink r:id="rId19">
+        <w:r>
+          <w:rPr>
+            <w:lang w:val="zh_CN" w:bidi="zh_CN"/>
+          </w:rPr>
+          <w:rPr>
+            <w:color w:val="0000EE"/>
+            <w:u w:val="single"/>
+          </w:rPr>
+          <w:t>圣殿</w:t>
+        </w:r>
+      </w:hyperlink>
       <w:r>
         <w:rPr>
           <w:lang w:val="zh_CN" w:bidi="zh_CN"/>
         </w:rPr>
         <w:t>的所在地。 犹太的人经常认为他们是比加利利的人更好的</w:t>
       </w:r>
-      <w:r>
-        <w:rPr>
-          <w:lang w:val="zh_CN" w:bidi="zh_CN"/>
-        </w:rPr>
-        <w:t>犹太人</w:t>
-      </w:r>
+      <w:hyperlink r:id="rId20">
+        <w:r>
+          <w:rPr>
+            <w:lang w:val="zh_CN" w:bidi="zh_CN"/>
+          </w:rPr>
+          <w:rPr>
+            <w:color w:val="0000EE"/>
+            <w:u w:val="single"/>
+          </w:rPr>
+          <w:t>犹太人</w:t>
+        </w:r>
+      </w:hyperlink>
       <w:r>
         <w:rPr>
           <w:lang w:val="zh_CN" w:bidi="zh_CN"/>
@@ -393,12 +465,18 @@
           <w:lang w:val="zh_CN" w:bidi="zh_CN"/>
         </w:rPr>
       </w:r>
-      <w:r>
-        <w:rPr>
-          <w:lang w:val="zh_CN" w:bidi="zh_CN"/>
-        </w:rPr>
-        <w:t>以色列人</w:t>
-      </w:r>
+      <w:hyperlink r:id="rId13">
+        <w:r>
+          <w:rPr>
+            <w:lang w:val="zh_CN" w:bidi="zh_CN"/>
+          </w:rPr>
+          <w:rPr>
+            <w:color w:val="0000EE"/>
+            <w:u w:val="single"/>
+          </w:rPr>
+          <w:t>以色列人</w:t>
+        </w:r>
+      </w:hyperlink>
       <w:r>
         <w:rPr>
           <w:lang w:val="zh_CN" w:bidi="zh_CN"/>
